--- a/시험문제 출제 플랫폼 소개.docx
+++ b/시험문제 출제 플랫폼 소개.docx
@@ -76,7 +76,7 @@
           <w:sz w:val="18"/>
           <w:szCs w:val="18"/>
         </w:rPr>
-        <w:t xml:space="preserve">파일: 시험문제 출제.html  |  작성일: 2026. 7. 2.</w:t>
+        <w:t xml:space="preserve">파일: index.html  ·  https://jp5678.github.io/exam-authoring/  |  작성일: 2026. 7. 2.</w:t>
       </w:r>
     </w:p>
     <w:p>

--- a/시험문제 출제 플랫폼 소개.docx
+++ b/시험문제 출제 플랫폼 소개.docx
@@ -45,7 +45,7 @@
           <w:sz w:val="21"/>
           <w:szCs w:val="21"/>
         </w:rPr>
-        <w:t xml:space="preserve">청암대학교 간호학과 | 정종필 교수</w:t>
+        <w:t xml:space="preserve">청암대학교 간호학과 · 정종필 교수 · imjp5678@scjc.ac.kr</w:t>
       </w:r>
     </w:p>
     <w:p>
@@ -321,7 +321,7 @@
           </w:tcPr>
           <w:p>
             <w:r>
-              <w:t xml:space="preserve">진단평가 / 형성평가 / 중간고사 / 기말고사(기본: 진단평가) + 캘린더로 시험 일시 선택 — 구분은 시험지 표제에, 일시는 머리표 '일시' 칸에 자동 표기</w:t>
+              <w:t xml:space="preserve">진단평가 / 형성평가 / 중간고사 / 기말고사(기본: 진단평가) + 시험 일시(날짜 캘린더 + 시각 드롭다운, 분은 10분 단위) — 구분은 시험지 표제에, 일시는 머리표 '일시' 칸에 자동 표기</w:t>
             </w:r>
           </w:p>
         </w:tc>
@@ -541,7 +541,7 @@
         <w:t xml:space="preserve">Claude API 자동 출제</w:t>
       </w:r>
       <w:r>
-        <w:t xml:space="preserve"> — Anthropic API 키를 입력하면 버튼 한 번으로 완성. 진행바로 출제 진행 상황 표시.</w:t>
+        <w:t xml:space="preserve"> — Anthropic API 키를 입력하면 버튼 한 번으로 완성. 진행바로 출제 진행 상황 표시. 키는 브라우저에만 저장되며 「키 삭제」 버튼으로 언제든 지울 수 있어 공용 PC에서도 안전.</w:t>
       </w:r>
     </w:p>
     <w:p>
@@ -804,7 +804,7 @@
         <w:spacing w:after="80" w:line="300"/>
       </w:pPr>
       <w:r>
-        <w:t xml:space="preserve">API 키와 문제은행은 사용자 컴퓨터의 브라우저 저장소(localStorage)에만 보관됩니다</w:t>
+        <w:t xml:space="preserve">API 키와 문제은행은 사용자 컴퓨터의 브라우저 저장소(localStorage)에만 보관되며, API 키는 「키 삭제」 버튼으로 즉시 제거할 수 있습니다</w:t>
       </w:r>
     </w:p>
     <w:p>
